--- a/final project folder/docs/TEAM_GUIDE.docx
+++ b/final project folder/docs/TEAM_GUIDE.docx
@@ -930,19 +930,13 @@
         <w:t xml:space="preserve"> </w:t>
       </w:r>
       <w:r>
-        <w:t xml:space="preserve">is therefore the radar-only TerraMind + U-Net fusion: 0.646 IoU on</w:t>
-      </w:r>
-      <w:r>
-        <w:t xml:space="preserve"> </w:t>
-      </w:r>
-      <w:r>
-        <w:t xml:space="preserve">the 20 m radar the atlas reads. Retrained directly at 20 m, the pair reaches 0.681, ready</w:t>
-      </w:r>
-      <w:r>
-        <w:t xml:space="preserve"> </w:t>
-      </w:r>
-      <w:r>
-        <w:t xml:space="preserve">for the next atlas run.</w:t>
+        <w:t xml:space="preserve">is therefore the radar-only TerraMind + U-Net fusion.</w:t>
+      </w:r>
+      <w:r>
+        <w:t xml:space="preserve"> </w:t>
+      </w:r>
+      <w:r>
+        <w:t xml:space="preserve">Retrained directly on 20 m input it scores 0.681 IoU on the 20 m radar the atlas reads (the pair trained at 10 m: 0.646), so the atlas was rebuilt with it.</w:t>
       </w:r>
     </w:p>
     <w:p>
@@ -1036,7 +1030,7 @@
         <w:t xml:space="preserve">flood</w:t>
       </w:r>
       <w:r>
-        <w:t xml:space="preserve">. 905 km² flooded at least once.</w:t>
+        <w:t xml:space="preserve">. 1,137 km² flooded at least once.</w:t>
       </w:r>
       <w:r>
         <w:t xml:space="preserve"> </w:t>
@@ -1058,7 +1052,7 @@
         <w:t xml:space="preserve"> </w:t>
       </w:r>
       <w:r>
-        <w:t xml:space="preserve">image exists within a day. On clear pixels the two agree with IoU 0.49 on all water, but the radar finds only</w:t>
+        <w:t xml:space="preserve">image exists within a day. On clear pixels the two agree with IoU 0.56 on all water, but the radar finds only</w:t>
       </w:r>
       <w:r>
         <w:t xml:space="preserve"> </w:t>
@@ -1092,19 +1086,19 @@
         <w:t xml:space="preserve"> </w:t>
       </w:r>
       <w:r>
-        <w:t xml:space="preserve">at Naraj, the head of the delta, comes from GloFAS, a global model (daily, 1984–2026); the measured</w:t>
-      </w:r>
-      <w:r>
-        <w:t xml:space="preserve"> </w:t>
-      </w:r>
-      <w:r>
-        <w:t xml:space="preserve">CWC/WRD flows are requested. The flooded share of a pass follows the highest daily flow of the last five days</w:t>
-      </w:r>
-      <w:r>
-        <w:t xml:space="preserve"> </w:t>
-      </w:r>
-      <w:r>
-        <w:t xml:space="preserve">(rank correlation 0.76).</w:t>
+        <w:t xml:space="preserve">at Naraj, the head of the delta, comes from GloFAS, a global model (daily, 1997–2026); the measured</w:t>
+      </w:r>
+      <w:r>
+        <w:t xml:space="preserve"> </w:t>
+      </w:r>
+      <w:r>
+        <w:t xml:space="preserve">CWC/WRD flows are requested. The flooded share of a pass follows the highest daily flow of the last three days (rank correlation</w:t>
+      </w:r>
+      <w:r>
+        <w:t xml:space="preserve"> </w:t>
+      </w:r>
+      <w:r>
+        <w:t xml:space="preserve">0.76).</w:t>
       </w:r>
     </w:p>
     <w:p>
@@ -1150,7 +1144,7 @@
         <w:t xml:space="preserve"> </w:t>
       </w:r>
       <w:r>
-        <w:t xml:space="preserve">predicted from the other nine): IoU 0.23 over all monsoon passes against 0.14 for</w:t>
+        <w:t xml:space="preserve">predicted from the other nine): IoU 0.17 over all monsoon passes against 0.08 for</w:t>
       </w:r>
       <w:r>
         <w:t xml:space="preserve"> </w:t>
@@ -1159,13 +1153,13 @@
         <w:t xml:space="preserve">“flood where it usually floods”</w:t>
       </w:r>
       <w:r>
-        <w:t xml:space="preserve">, and 0.23 against 0.07 at high flows. Per village it flags</w:t>
-      </w:r>
-      <w:r>
-        <w:t xml:space="preserve"> </w:t>
-      </w:r>
-      <w:r>
-        <w:t xml:space="preserve">17% of flooded villages. These scores are modest because floodplain flooding is patchy, and the honest</w:t>
+        <w:t xml:space="preserve">, and 0.20 against 0.04 at high flows. Per village it flags</w:t>
+      </w:r>
+      <w:r>
+        <w:t xml:space="preserve"> </w:t>
+      </w:r>
+      <w:r>
+        <w:t xml:space="preserve">21% of flooded villages. These scores are modest because floodplain flooding is patchy, and the honest</w:t>
       </w:r>
       <w:r>
         <w:t xml:space="preserve"> </w:t>
@@ -1187,7 +1181,7 @@
         <w:t xml:space="preserve"> </w:t>
       </w:r>
       <w:r>
-        <w:t xml:space="preserve">the delta floods is very predictable from its past (ranking AUC 0.91),</w:t>
+        <w:t xml:space="preserve">the delta floods is very predictable from its past (ranking AUC 0.90),</w:t>
       </w:r>
       <w:r>
         <w:t xml:space="preserve"> </w:t>
@@ -1221,19 +1215,19 @@
         <w:t xml:space="preserve"> </w:t>
       </w:r>
       <w:r>
-        <w:t xml:space="preserve">The largest floods (September 2018 and 2021) came with heavy rain from Bay of Bengal</w:t>
-      </w:r>
-      <w:r>
-        <w:t xml:space="preserve"> </w:t>
-      </w:r>
-      <w:r>
-        <w:t xml:space="preserve">depressions, not with the highest river flows. At the 5-year flow, a dry week floods 25 km² and a</w:t>
-      </w:r>
-      <w:r>
-        <w:t xml:space="preserve"> </w:t>
-      </w:r>
-      <w:r>
-        <w:t xml:space="preserve">heavy-rain week 105 km² (past passes with similar flow and rain). A</w:t>
+        <w:t xml:space="preserve">The largest floods (September 2021 and August 2020) came with heavy rain,</w:t>
+      </w:r>
+      <w:r>
+        <w:t xml:space="preserve"> </w:t>
+      </w:r>
+      <w:r>
+        <w:t xml:space="preserve">not with the highest river flows. At the 5-year flow, a dry week floods 27 km² and a</w:t>
+      </w:r>
+      <w:r>
+        <w:t xml:space="preserve"> </w:t>
+      </w:r>
+      <w:r>
+        <w:t xml:space="preserve">heavy-rain week 93 km² (past passes with similar flow and rain). A</w:t>
       </w:r>
       <w:r>
         <w:t xml:space="preserve"> </w:t>
@@ -1255,7 +1249,7 @@
         <w:t xml:space="preserve"> </w:t>
       </w:r>
       <w:r>
-        <w:t xml:space="preserve">(0.22 against 0.17) and ranks land best (AUC 0.95).</w:t>
+        <w:t xml:space="preserve">(0.22 against 0.15) and ranks land best (AUC 0.95).</w:t>
       </w:r>
     </w:p>
     <w:p>
@@ -1267,13 +1261,31 @@
           <w:b/>
           <w:bCs/>
         </w:rPr>
+        <w:t xml:space="preserve">Forecasting the flow.</w:t>
+      </w:r>
+      <w:r>
+        <w:t xml:space="preserve"> </w:t>
+      </w:r>
+      <w:r>
+        <w:t xml:space="preserve">A model reads today’s flows at Naraj, Tikarpara and below Hirakud and the rain on the catchment between them, and forecasts the Naraj flow one to three days ahead. On monsoons it never saw it scores an efficiency of 0.99, 0.94 and 0.89 (1 = perfect) against 0.96, 0.88 and 0.79 for assuming the flow stays as it is.</w:t>
+      </w:r>
+    </w:p>
+    <w:p>
+      <w:pPr>
+        <w:pStyle w:val="BodyText"/>
+      </w:pPr>
+      <w:r>
+        <w:rPr>
+          <w:b/>
+          <w:bCs/>
+        </w:rPr>
         <w:t xml:space="preserve">Design floods.</w:t>
       </w:r>
       <w:r>
         <w:t xml:space="preserve"> </w:t>
       </w:r>
       <w:r>
-        <w:t xml:space="preserve">A Gumbel fit to 42 yearly maxima gives 17,897 m³/s for the 2-year flood, 23,940 for the 5-year,</w:t>
+        <w:t xml:space="preserve">A Gumbel fit to 29 yearly maxima (1997–2025) gives 17,897 m³/s for the 2-year flood, 23,940 for the 5-year,</w:t>
       </w:r>
       <w:r>
         <w:t xml:space="preserve"> </w:t>
@@ -1317,13 +1329,13 @@
         <w:t xml:space="preserve"> </w:t>
       </w:r>
       <w:r>
-        <w:t xml:space="preserve">roads as a network; in the 25-year flood 36,941 people lose road access to</w:t>
-      </w:r>
-      <w:r>
-        <w:t xml:space="preserve"> </w:t>
-      </w:r>
-      <w:r>
-        <w:t xml:space="preserve">every hospital and everyday trips grow by 12,023 person-hours a day; ten critical</w:t>
+        <w:t xml:space="preserve">roads as a network; in the 25-year flood 52,423 people lose road access to</w:t>
+      </w:r>
+      <w:r>
+        <w:t xml:space="preserve"> </w:t>
+      </w:r>
+      <w:r>
+        <w:t xml:space="preserve">every hospital and everyday trips grow by 10,077 person-hours a day; ten critical</w:t>
       </w:r>
       <w:r>
         <w:t xml:space="preserve"> </w:t>
@@ -1351,7 +1363,7 @@
         <w:t xml:space="preserve"> </w:t>
       </w:r>
       <w:r>
-        <w:t xml:space="preserve">a 230 mm brick wall cracks at about a metre of water, and 3,626 people live where</w:t>
+        <w:t xml:space="preserve">a 230 mm brick wall cracks at about a metre of water, and 4,080 people live where</w:t>
       </w:r>
       <w:r>
         <w:t xml:space="preserve"> </w:t>
@@ -1379,7 +1391,7 @@
         <w:t xml:space="preserve"> </w:t>
       </w:r>
       <w:r>
-        <w:t xml:space="preserve">twenty river-bank sites to inspect; 415,549 people in dry houses within 200 m of the</w:t>
+        <w:t xml:space="preserve">twenty candidate river-bank sites, the top twelve on the field GPS file; 441,605 people in dry houses within 200 m of the</w:t>
       </w:r>
       <w:r>
         <w:t xml:space="preserve"> </w:t>
@@ -1429,13 +1441,13 @@
         <w:t xml:space="preserve"> </w:t>
       </w:r>
       <w:r>
-        <w:t xml:space="preserve">build in December–April; raising 8 critical roads takes about</w:t>
-      </w:r>
-      <w:r>
-        <w:t xml:space="preserve"> </w:t>
-      </w:r>
-      <w:r>
-        <w:t xml:space="preserve">17,442 m³ of earthwork; a schedule for sirens and gauges.</w:t>
+        <w:t xml:space="preserve">build in December–April; raising 10 critical roads takes about</w:t>
+      </w:r>
+      <w:r>
+        <w:t xml:space="preserve"> </w:t>
+      </w:r>
+      <w:r>
+        <w:t xml:space="preserve">27,603 m³ of earthwork; a schedule for sirens and gauges.</w:t>
       </w:r>
     </w:p>
     <w:p>
@@ -1494,6 +1506,28 @@
         <w:t xml:space="preserve">Parts 1 and 2.</w:t>
       </w:r>
     </w:p>
+    <w:p>
+      <w:pPr>
+        <w:pStyle w:val="Compact"/>
+        <w:numPr>
+          <w:ilvl w:val="0"/>
+          <w:numId w:val="1003"/>
+        </w:numPr>
+      </w:pPr>
+      <w:r>
+        <w:rPr>
+          <w:b/>
+          <w:bCs/>
+        </w:rPr>
+        <w:t xml:space="preserve">Risk in rupees:</w:t>
+      </w:r>
+      <w:r>
+        <w:t xml:space="preserve"> </w:t>
+      </w:r>
+      <w:r>
+        <w:t xml:space="preserve">flood depth times a published damage curve for houses, and flooded paddy at the support price: about ₹17 crore of damage a year (a lower bound). Raising the ten critical roads repays its cost about 17 times in hospital access alone.</w:t>
+      </w:r>
+    </w:p>
     <w:bookmarkEnd w:id="19"/>
     <w:bookmarkStart w:id="20" w:name="part-5-the-tools"/>
     <w:p>
@@ -1544,7 +1578,7 @@
         <w:t xml:space="preserve"> </w:t>
       </w:r>
       <w:r>
-        <w:t xml:space="preserve">centre accepts. For the 25-year flow it names 24 settlements.</w:t>
+        <w:t xml:space="preserve">centre accepts. For the 25-year flow it names 32 settlements.</w:t>
       </w:r>
     </w:p>
     <w:p>
@@ -1597,7 +1631,7 @@
         <w:t xml:space="preserve"> </w:t>
       </w:r>
       <w:r>
-        <w:t xml:space="preserve">40 sirens reach 49% of exposed people at 1.5 km; one radar gauge on each distributary.</w:t>
+        <w:t xml:space="preserve">40 sirens reach 48% of exposed people at 1.5 km; one radar gauge on each distributary.</w:t>
       </w:r>
     </w:p>
     <w:p>
@@ -1631,6 +1665,143 @@
         <w:t xml:space="preserve">): the whole project in the partner’s visual style.</w:t>
       </w:r>
     </w:p>
+    <w:p>
+      <w:pPr>
+        <w:pStyle w:val="Compact"/>
+        <w:numPr>
+          <w:ilvl w:val="0"/>
+          <w:numId w:val="1004"/>
+        </w:numPr>
+      </w:pPr>
+      <w:r>
+        <w:rPr>
+          <w:b/>
+          <w:bCs/>
+        </w:rPr>
+        <w:t xml:space="preserve">Live warnings</w:t>
+      </w:r>
+      <w:r>
+        <w:t xml:space="preserve"> </w:t>
+      </w:r>
+      <w:r>
+        <w:t xml:space="preserve">(</w:t>
+      </w:r>
+      <w:r>
+        <w:rPr>
+          <w:rStyle w:val="VerbatimChar"/>
+        </w:rPr>
+        <w:t xml:space="preserve">live/run_live.py</w:t>
+      </w:r>
+      <w:r>
+        <w:t xml:space="preserve">, about 15 seconds): reads today’s GloFAS ensemble, ECMWF rain and the official alerts and writes the warning level, the villages to warn with dates, a CAP alert and an Atom feed. Levels are set by impact:</w:t>
+      </w:r>
+      <w:r>
+        <w:t xml:space="preserve"> </w:t>
+      </w:r>
+      <w:r>
+        <w:t xml:space="preserve">‘Be aware’</w:t>
+      </w:r>
+      <w:r>
+        <w:t xml:space="preserve"> </w:t>
+      </w:r>
+      <w:r>
+        <w:t xml:space="preserve">from 12,250 m³/s at Naraj,</w:t>
+      </w:r>
+      <w:r>
+        <w:t xml:space="preserve"> </w:t>
+      </w:r>
+      <w:r>
+        <w:t xml:space="preserve">‘Be prepared’</w:t>
+      </w:r>
+      <w:r>
+        <w:t xml:space="preserve"> </w:t>
+      </w:r>
+      <w:r>
+        <w:t xml:space="preserve">from 18,500,</w:t>
+      </w:r>
+      <w:r>
+        <w:t xml:space="preserve"> </w:t>
+      </w:r>
+      <w:r>
+        <w:t xml:space="preserve">‘Act now’</w:t>
+      </w:r>
+      <w:r>
+        <w:t xml:space="preserve"> </w:t>
+      </w:r>
+      <w:r>
+        <w:t xml:space="preserve">from 21,250. Each data source is a plugin (</w:t>
+      </w:r>
+      <w:r>
+        <w:rPr>
+          <w:rStyle w:val="VerbatimChar"/>
+        </w:rPr>
+        <w:t xml:space="preserve">live/sources.py</w:t>
+      </w:r>
+      <w:r>
+        <w:t xml:space="preserve">).</w:t>
+      </w:r>
+      <w:r>
+        <w:t xml:space="preserve"> </w:t>
+      </w:r>
+      <w:r>
+        <w:rPr>
+          <w:rStyle w:val="VerbatimChar"/>
+        </w:rPr>
+        <w:t xml:space="preserve">--replay 2022-08-14</w:t>
+      </w:r>
+      <w:r>
+        <w:t xml:space="preserve"> </w:t>
+      </w:r>
+      <w:r>
+        <w:t xml:space="preserve">shows what it would have said on that morning, before the largest flood of the radar era:</w:t>
+      </w:r>
+      <w:r>
+        <w:t xml:space="preserve"> </w:t>
+      </w:r>
+      <w:r>
+        <w:t xml:space="preserve">‘Act now’</w:t>
+      </w:r>
+      <w:r>
+        <w:t xml:space="preserve"> </w:t>
+      </w:r>
+      <w:r>
+        <w:t xml:space="preserve">for a 28,378 m³/s peak on 2022-08-18.</w:t>
+      </w:r>
+    </w:p>
+    <w:p>
+      <w:pPr>
+        <w:pStyle w:val="Compact"/>
+        <w:numPr>
+          <w:ilvl w:val="0"/>
+          <w:numId w:val="1004"/>
+        </w:numPr>
+      </w:pPr>
+      <w:r>
+        <w:rPr>
+          <w:b/>
+          <w:bCs/>
+        </w:rPr>
+        <w:t xml:space="preserve">Other basins:</w:t>
+      </w:r>
+      <w:r>
+        <w:t xml:space="preserve"> </w:t>
+      </w:r>
+      <w:r>
+        <w:t xml:space="preserve">the same pipeline mapped the Brahmani–Baitarani delta and the Brahmaputra at Majuli from every radar pass since 2017; both run in the live feed,</w:t>
+      </w:r>
+      <w:r>
+        <w:t xml:space="preserve"> </w:t>
+      </w:r>
+      <w:r>
+        <w:t xml:space="preserve">‘Be aware’</w:t>
+      </w:r>
+      <w:r>
+        <w:t xml:space="preserve"> </w:t>
+      </w:r>
+      <w:r>
+        <w:t xml:space="preserve">from 3,500 m³/s at Jenapur and 21,500 m³/s at Neamatighat.</w:t>
+      </w:r>
+    </w:p>
     <w:bookmarkEnd w:id="20"/>
     <w:bookmarkStart w:id="21" w:name="part-6-the-field-visit"/>
     <w:p>
@@ -1931,13 +2102,118 @@
           <w:b/>
           <w:bCs/>
         </w:rPr>
+        <w:t xml:space="preserve">Is the live feed an official warning?</w:t>
+      </w:r>
+      <w:r>
+        <w:t xml:space="preserve"> </w:t>
+      </w:r>
+      <w:r>
+        <w:t xml:space="preserve">No. Its CAP alerts carry the status</w:t>
+      </w:r>
+      <w:r>
+        <w:t xml:space="preserve"> </w:t>
+      </w:r>
+      <w:r>
+        <w:t xml:space="preserve">“Exercise”</w:t>
+      </w:r>
+      <w:r>
+        <w:t xml:space="preserve">; it shows what an</w:t>
+      </w:r>
+      <w:r>
+        <w:t xml:space="preserve"> </w:t>
+      </w:r>
+      <w:r>
+        <w:t xml:space="preserve">impact-based service would say, for ClimMaTech and the district to adopt.</w:t>
+      </w:r>
+    </w:p>
+    <w:p>
+      <w:pPr>
+        <w:pStyle w:val="Compact"/>
+        <w:numPr>
+          <w:ilvl w:val="0"/>
+          <w:numId w:val="1005"/>
+        </w:numPr>
+      </w:pPr>
+      <w:r>
+        <w:rPr>
+          <w:b/>
+          <w:bCs/>
+        </w:rPr>
+        <w:t xml:space="preserve">Why is a village that floods every monsoon not in the warning?</w:t>
+      </w:r>
+      <w:r>
+        <w:t xml:space="preserve"> </w:t>
+      </w:r>
+      <w:r>
+        <w:t xml:space="preserve">Levels count what a flood adds to the ordinary</w:t>
+      </w:r>
+      <w:r>
+        <w:t xml:space="preserve"> </w:t>
+      </w:r>
+      <w:r>
+        <w:t xml:space="preserve">monsoon (the flow exceeded on a quarter of monsoon days, 6,682 m³/s at Naraj). A few</w:t>
+      </w:r>
+      <w:r>
+        <w:t xml:space="preserve"> </w:t>
+      </w:r>
+      <w:r>
+        <w:t xml:space="preserve">river-bank hamlets are wet at that flow every year; on the Brahmani a road with no mapped bridge cuts six villages off</w:t>
+      </w:r>
+      <w:r>
+        <w:t xml:space="preserve"> </w:t>
+      </w:r>
+      <w:r>
+        <w:t xml:space="preserve">at almost any monsoon flow, which is a road to raise, not a warning to issue.</w:t>
+      </w:r>
+    </w:p>
+    <w:p>
+      <w:pPr>
+        <w:pStyle w:val="Compact"/>
+        <w:numPr>
+          <w:ilvl w:val="0"/>
+          <w:numId w:val="1005"/>
+        </w:numPr>
+      </w:pPr>
+      <w:r>
+        <w:rPr>
+          <w:b/>
+          <w:bCs/>
+        </w:rPr>
+        <w:t xml:space="preserve">How far ahead can you warn?</w:t>
+      </w:r>
+      <w:r>
+        <w:t xml:space="preserve"> </w:t>
+      </w:r>
+      <w:r>
+        <w:t xml:space="preserve">GloFAS gives 30 days; our upstream-gauge model is good to about three days</w:t>
+      </w:r>
+      <w:r>
+        <w:t xml:space="preserve"> </w:t>
+      </w:r>
+      <w:r>
+        <w:t xml:space="preserve">(efficiency 0.89); the villages list says the first day each is expected to flood.</w:t>
+      </w:r>
+    </w:p>
+    <w:p>
+      <w:pPr>
+        <w:pStyle w:val="Compact"/>
+        <w:numPr>
+          <w:ilvl w:val="0"/>
+          <w:numId w:val="1005"/>
+        </w:numPr>
+      </w:pPr>
+      <w:r>
+        <w:rPr>
+          <w:b/>
+          <w:bCs/>
+        </w:rPr>
         <w:t xml:space="preserve">What is next?</w:t>
       </w:r>
       <w:r>
         <w:t xml:space="preserve"> </w:t>
       </w:r>
       <w:r>
-        <w:t xml:space="preserve">The field visit, observed flows, the 20 m models in the atlas, Sentinel-2 labels for the delta.</w:t>
+        <w:t xml:space="preserve">The field visit, observed flows, Sentinel-2 labels for the delta.</w:t>
       </w:r>
     </w:p>
     <w:bookmarkEnd w:id="23"/>
@@ -2176,6 +2452,72 @@
                 <w:rStyle w:val="VerbatimChar"/>
               </w:rPr>
               <w:t xml:space="preserve">website/</w:t>
+            </w:r>
+          </w:p>
+        </w:tc>
+      </w:tr>
+      <w:tr>
+        <w:tc>
+          <w:tcPr/>
+          <w:p>
+            <w:pPr>
+              <w:pStyle w:val="Compact"/>
+            </w:pPr>
+            <w:r>
+              <w:t xml:space="preserve">Live warnings (run it before the presentation)</w:t>
+            </w:r>
+          </w:p>
+        </w:tc>
+        <w:tc>
+          <w:tcPr/>
+          <w:p>
+            <w:pPr>
+              <w:pStyle w:val="Compact"/>
+            </w:pPr>
+            <w:r>
+              <w:rPr>
+                <w:rStyle w:val="VerbatimChar"/>
+              </w:rPr>
+              <w:t xml:space="preserve">live/</w:t>
+            </w:r>
+            <w:r>
+              <w:t xml:space="preserve"> </w:t>
+            </w:r>
+            <w:r>
+              <w:t xml:space="preserve">—</w:t>
+            </w:r>
+            <w:r>
+              <w:t xml:space="preserve"> </w:t>
+            </w:r>
+            <w:r>
+              <w:rPr>
+                <w:rStyle w:val="VerbatimChar"/>
+              </w:rPr>
+              <w:t xml:space="preserve">python live/run_live.py</w:t>
+            </w:r>
+            <w:r>
+              <w:t xml:space="preserve">, then open</w:t>
+            </w:r>
+            <w:r>
+              <w:t xml:space="preserve"> </w:t>
+            </w:r>
+            <w:r>
+              <w:rPr>
+                <w:rStyle w:val="VerbatimChar"/>
+              </w:rPr>
+              <w:t xml:space="preserve">live/out/index.html</w:t>
+            </w:r>
+            <w:r>
+              <w:t xml:space="preserve">;</w:t>
+            </w:r>
+            <w:r>
+              <w:t xml:space="preserve"> </w:t>
+            </w:r>
+            <w:r>
+              <w:rPr>
+                <w:rStyle w:val="VerbatimChar"/>
+              </w:rPr>
+              <w:t xml:space="preserve">live/README.md</w:t>
             </w:r>
           </w:p>
         </w:tc>
